--- a/results/descriptive/table_05_impression_descriptives.docx
+++ b/results/descriptive/table_05_impression_descriptives.docx
@@ -28,7 +28,7 @@
         <w:rPr/>
         <w:t xml:space="preserve">Table </w:t>
       </w:r>
-      <w:bookmarkStart w:id="96adfcf5-e4ae-4ecd-9979-4fa00a88303c" w:name="table"/>
+      <w:bookmarkStart w:id="6bc2f41e-3fc8-421c-8cb4-82b53b56e031" w:name="table"/>
       <w:r>
         <w:rPr/>
         <w:fldChar w:fldCharType="begin" w:dirty="true"/>
@@ -41,7 +41,7 @@
         <w:rPr/>
         <w:fldChar w:fldCharType="end" w:dirty="true"/>
       </w:r>
-      <w:bookmarkEnd w:id="96adfcf5-e4ae-4ecd-9979-4fa00a88303c"/>
+      <w:bookmarkEnd w:id="6bc2f41e-3fc8-421c-8cb4-82b53b56e031"/>
       <w:r>
         <w:rPr/>
         <w:t xml:space="preserve">. </w:t>

--- a/results/descriptive/table_05_impression_descriptives.docx
+++ b/results/descriptive/table_05_impression_descriptives.docx
@@ -28,7 +28,7 @@
         <w:rPr/>
         <w:t xml:space="preserve">Table </w:t>
       </w:r>
-      <w:bookmarkStart w:id="6bc2f41e-3fc8-421c-8cb4-82b53b56e031" w:name="table"/>
+      <w:bookmarkStart w:id="4be2dffc-f963-462d-9347-4925786ecb51" w:name="table"/>
       <w:r>
         <w:rPr/>
         <w:fldChar w:fldCharType="begin" w:dirty="true"/>
@@ -41,7 +41,7 @@
         <w:rPr/>
         <w:fldChar w:fldCharType="end" w:dirty="true"/>
       </w:r>
-      <w:bookmarkEnd w:id="6bc2f41e-3fc8-421c-8cb4-82b53b56e031"/>
+      <w:bookmarkEnd w:id="4be2dffc-f963-462d-9347-4925786ecb51"/>
       <w:r>
         <w:rPr/>
         <w:t xml:space="preserve">. </w:t>

--- a/results/descriptive/table_05_impression_descriptives.docx
+++ b/results/descriptive/table_05_impression_descriptives.docx
@@ -28,7 +28,7 @@
         <w:rPr/>
         <w:t xml:space="preserve">Table </w:t>
       </w:r>
-      <w:bookmarkStart w:id="4be2dffc-f963-462d-9347-4925786ecb51" w:name="table"/>
+      <w:bookmarkStart w:id="94d2b535-eff8-4801-8796-930590d4f684" w:name="table"/>
       <w:r>
         <w:rPr/>
         <w:fldChar w:fldCharType="begin" w:dirty="true"/>
@@ -41,7 +41,7 @@
         <w:rPr/>
         <w:fldChar w:fldCharType="end" w:dirty="true"/>
       </w:r>
-      <w:bookmarkEnd w:id="4be2dffc-f963-462d-9347-4925786ecb51"/>
+      <w:bookmarkEnd w:id="94d2b535-eff8-4801-8796-930590d4f684"/>
       <w:r>
         <w:rPr/>
         <w:t xml:space="preserve">. </w:t>
